--- a/templates/monthlymvxr.docx
+++ b/templates/monthlymvxr.docx
@@ -90,8 +90,10 @@
         <w:spacing w:after="0" w:line="240" w:lineRule="auto"/>
         <w:ind w:firstLine="500" w:firstLineChars="250"/>
         <w:rPr>
+          <w:rFonts w:hint="default"/>
           <w:sz w:val="20"/>
           <w:szCs w:val="20"/>
+          <w:lang w:val="en-US"/>
         </w:rPr>
       </w:pPr>
       <w:r>
@@ -113,7 +115,15 @@
           <w:sz w:val="20"/>
           <w:szCs w:val="20"/>
         </w:rPr>
-        <w:t>: PT. ANGKASA PURA INDONESIA</w:t>
+        <w:t xml:space="preserve">: </w:t>
+      </w:r>
+      <w:r>
+        <w:rPr>
+          <w:sz w:val="20"/>
+          <w:szCs w:val="20"/>
+          <w:lang w:val="en-US"/>
+        </w:rPr>
+        <w:t>PT. ANGKASA PURA INDONESIA ( PERSERO )</w:t>
       </w:r>
     </w:p>
     <w:p>
@@ -1028,8 +1038,10 @@
         <w:spacing w:after="0" w:line="240" w:lineRule="auto"/>
         <w:ind w:firstLine="500" w:firstLineChars="250"/>
         <w:rPr>
+          <w:rFonts w:hint="default"/>
           <w:sz w:val="20"/>
           <w:szCs w:val="20"/>
+          <w:lang w:val="en-US"/>
         </w:rPr>
       </w:pPr>
       <w:r>
@@ -1051,7 +1063,15 @@
           <w:sz w:val="20"/>
           <w:szCs w:val="20"/>
         </w:rPr>
-        <w:t>: PT. ANGKASA PURA INDONESIA</w:t>
+        <w:t xml:space="preserve">: </w:t>
+      </w:r>
+      <w:r>
+        <w:rPr>
+          <w:sz w:val="20"/>
+          <w:szCs w:val="20"/>
+          <w:lang w:val="en-US"/>
+        </w:rPr>
+        <w:t>PT. ANGKASA PURA INDONESIA ( PERSERO )</w:t>
       </w:r>
     </w:p>
     <w:p>
@@ -2202,8 +2222,10 @@
         <w:spacing w:after="0" w:line="240" w:lineRule="auto"/>
         <w:ind w:firstLine="500" w:firstLineChars="250"/>
         <w:rPr>
+          <w:rFonts w:hint="default"/>
           <w:sz w:val="20"/>
           <w:szCs w:val="20"/>
+          <w:lang w:val="en-US"/>
         </w:rPr>
       </w:pPr>
       <w:r>
@@ -2225,7 +2247,17 @@
           <w:sz w:val="20"/>
           <w:szCs w:val="20"/>
         </w:rPr>
-        <w:t>: PT. ANGKASA PURA INDONESIA</w:t>
+        <w:t xml:space="preserve">: </w:t>
+      </w:r>
+      <w:bookmarkStart w:id="0" w:name="_GoBack"/>
+      <w:bookmarkEnd w:id="0"/>
+      <w:r>
+        <w:rPr>
+          <w:sz w:val="20"/>
+          <w:szCs w:val="20"/>
+          <w:lang w:val="en-US"/>
+        </w:rPr>
+        <w:t>PT. ANGKASA PURA INDONESIA ( PERSERO )</w:t>
       </w:r>
     </w:p>
     <w:p>
@@ -2430,8 +2462,6 @@
                 <w:b/>
               </w:rPr>
             </w:pPr>
-            <w:bookmarkStart w:id="0" w:name="_GoBack"/>
-            <w:bookmarkEnd w:id="0"/>
             <w:r>
               <w:rPr>
                 <w:b/>
@@ -4559,7 +4589,7 @@
     <w:lsdException w:uiPriority="99" w:name="HTML Sample"/>
     <w:lsdException w:uiPriority="99" w:name="HTML Typewriter"/>
     <w:lsdException w:uiPriority="99" w:name="HTML Variable"/>
-    <w:lsdException w:uiPriority="99" w:name="Normal Table"/>
+    <w:lsdException w:qFormat="1" w:uiPriority="99" w:name="Normal Table"/>
     <w:lsdException w:uiPriority="99" w:name="annotation subject"/>
     <w:lsdException w:uiPriority="99" w:name="Table Simple 1"/>
     <w:lsdException w:uiPriority="99" w:name="Table Simple 2"/>
@@ -4927,6 +4957,7 @@
     <w:name w:val="Normal Table"/>
     <w:semiHidden/>
     <w:unhideWhenUsed/>
+    <w:qFormat/>
     <w:uiPriority w:val="99"/>
     <w:tblPr>
       <w:tblCellMar>
